--- a/reports/Звіт_ЛР5_Макет_на_таблицях.docx
+++ b/reports/Звіт_ЛР5_Макет_на_таблицях.docx
@@ -317,7 +317,7 @@
         </w:rPr>
         <w:t xml:space="preserve">Адреса сайту: </w:t>
       </w:r>
-      <w:hyperlink w:history="1" r:id="rIdhtko0bmstyr5appuedyzj">
+      <w:hyperlink w:history="1" r:id="rIdpjlfwfxnfvbc7vn05jxjx">
         <w:r>
           <w:rPr>
             <w:rStyle w:val="Hyperlink"/>
@@ -337,7 +337,7 @@
         </w:rPr>
         <w:t xml:space="preserve">Код сайту в репозиторії: </w:t>
       </w:r>
-      <w:hyperlink w:history="1" r:id="rIdbgfnwxqkfny8er7sjotkg">
+      <w:hyperlink w:history="1" r:id="rId7gbpkgbopy8cojdcq3koy">
         <w:r>
           <w:rPr>
             <w:rStyle w:val="Hyperlink"/>
